--- a/Literature/Existing_Tools.docx
+++ b/Literature/Existing_Tools.docx
@@ -39,10 +39,24 @@
         <w:t>Midwest, some links on websites doesn’t work</w:t>
       </w:r>
     </w:p>
-    <w:p/>
+    <w:p>
+      <w:hyperlink r:id="rId6" w:history="1">
+        <w:r>
+          <w:rPr>
+            <w:rStyle w:val="Hyperlink"/>
+          </w:rPr>
+          <w:t>AgroClimate – Tools for Managing Climate Risk in Agriculture</w:t>
+        </w:r>
+      </w:hyperlink>
+    </w:p>
+    <w:p>
+      <w:r>
+        <w:t>farmer friendly website I believe but its not an app and they won't show you a specific year trend and most stuff is map not graphical but they offer a lot of other things like gdd calc, carbon footprint etc</w:t>
+      </w:r>
+    </w:p>
     <w:p/>
     <w:p>
-      <w:hyperlink r:id="rId6" w:history="1">
+      <w:hyperlink r:id="rId7" w:history="1">
         <w:r>
           <w:rPr>
             <w:rStyle w:val="Hyperlink"/>
@@ -56,6 +70,41 @@
       <w:r>
         <w:br/>
         <w:t>Best but not an app and need GEE to operate so not handy</w:t>
+      </w:r>
+      <w:r>
+        <w:br/>
+      </w:r>
+      <w:r>
+        <w:br/>
+      </w:r>
+      <w:r>
+        <w:br/>
+        <w:t>tx</w:t>
+      </w:r>
+      <w:r>
+        <w:br/>
+        <w:t xml:space="preserve">make graph for last </w:t>
+      </w:r>
+      <w:r>
+        <w:rPr>
+          <w:b/>
+          <w:bCs/>
+        </w:rPr>
+        <w:t>25</w:t>
+      </w:r>
+      <w:r>
+        <w:t xml:space="preserve"> years</w:t>
+      </w:r>
+      <w:r>
+        <w:br/>
+        <w:t>add current year and add forecast add openet</w:t>
+      </w:r>
+      <w:r>
+        <w:t xml:space="preserve"> </w:t>
+      </w:r>
+      <w:r>
+        <w:br/>
+        <w:t>add crop and that can tell et and select planting date</w:t>
       </w:r>
     </w:p>
     <w:sectPr>
@@ -673,7 +722,6 @@
   <w:style w:type="character" w:default="1" w:styleId="DefaultParagraphFont">
     <w:name w:val="Default Paragraph Font"/>
     <w:uiPriority w:val="1"/>
-    <w:semiHidden/>
     <w:unhideWhenUsed/>
   </w:style>
   <w:style w:type="table" w:default="1" w:styleId="TableNormal">
